--- a/dosyalar/calisma-kagitlari/6-sinif/arapca-6-1-calisma-kagidi.docx
+++ b/dosyalar/calisma-kagitlari/6-sinif/arapca-6-1-calisma-kagidi.docx
@@ -514,7 +514,7 @@
                 <w:szCs w:val="28"/>
                 <w:rtl/>
               </w:rPr>
-              <w:t xml:space="preserve">اَلْفَصْلُ</w:t>
+              <w:t xml:space="preserve">اَلصَّفُّ</w:t>
             </w:r>
           </w:p>
         </w:tc>
@@ -854,7 +854,7 @@
                 <w:szCs w:val="28"/>
                 <w:rtl/>
               </w:rPr>
-              <w:t xml:space="preserve">اَلْمَلْعَبُ</w:t>
+              <w:t xml:space="preserve">اَلْفِنَاءُ</w:t>
             </w:r>
           </w:p>
         </w:tc>
@@ -1194,7 +1194,7 @@
                 <w:szCs w:val="28"/>
                 <w:rtl/>
               </w:rPr>
-              <w:t xml:space="preserve">اَلْمَقْصَفُ</w:t>
+              <w:t xml:space="preserve">اَلْمَقْصِفُ</w:t>
             </w:r>
           </w:p>
         </w:tc>
@@ -1292,7 +1292,7 @@
                 <w:sz w:val="20"/>
                 <w:szCs w:val="20"/>
               </w:rPr>
-              <w:t xml:space="preserve">idare</w:t>
+              <w:t xml:space="preserve">müdür odası</w:t>
             </w:r>
           </w:p>
         </w:tc>
@@ -1364,7 +1364,7 @@
                 <w:szCs w:val="28"/>
                 <w:rtl/>
               </w:rPr>
-              <w:t xml:space="preserve">اَلْإِدَارَةُ</w:t>
+              <w:t xml:space="preserve">غُرْفَةُ الْمُدِيرِ</w:t>
             </w:r>
           </w:p>
         </w:tc>
@@ -1462,7 +1462,7 @@
                 <w:sz w:val="20"/>
                 <w:szCs w:val="20"/>
               </w:rPr>
-              <w:t xml:space="preserve">oyun alanı</w:t>
+              <w:t xml:space="preserve">avlu</w:t>
             </w:r>
           </w:p>
         </w:tc>
@@ -1509,7 +1509,7 @@
           <w:sz w:val="21"/>
           <w:szCs w:val="21"/>
         </w:rPr>
-        <w:t xml:space="preserve">Okul eşyalarının Türkçesini karşılarına yaz.</w:t>
+        <w:t xml:space="preserve">Okulla ilgili sözcüklerin Türkçesini karşılarına yaz.</w:t>
       </w:r>
       <w:r>
         <w:rPr>
@@ -1712,7 +1712,7 @@
                 <w:szCs w:val="30"/>
                 <w:rtl/>
               </w:rPr>
-              <w:t xml:space="preserve">كِتَابٌ</w:t>
+              <w:t xml:space="preserve">خَرِيطَةٌ</w:t>
             </w:r>
           </w:p>
         </w:tc>
@@ -1808,7 +1808,7 @@
                 <w:szCs w:val="30"/>
                 <w:rtl/>
               </w:rPr>
-              <w:t xml:space="preserve">دَفْتَرٌ</w:t>
+              <w:t xml:space="preserve">مَقْعَدٌ</w:t>
             </w:r>
           </w:p>
         </w:tc>
@@ -1904,7 +1904,7 @@
                 <w:szCs w:val="30"/>
                 <w:rtl/>
               </w:rPr>
-              <w:t xml:space="preserve">قَلَمٌ</w:t>
+              <w:t xml:space="preserve">سَبُّورَةٌ ذَكِيَّةٌ</w:t>
             </w:r>
           </w:p>
         </w:tc>
@@ -2000,7 +2000,7 @@
                 <w:szCs w:val="30"/>
                 <w:rtl/>
               </w:rPr>
-              <w:t xml:space="preserve">مِمْحَاةٌ</w:t>
+              <w:t xml:space="preserve">سَاعَةٌ</w:t>
             </w:r>
           </w:p>
         </w:tc>
@@ -2096,7 +2096,7 @@
                 <w:szCs w:val="30"/>
                 <w:rtl/>
               </w:rPr>
-              <w:t xml:space="preserve">حَقِيبَةٌ</w:t>
+              <w:t xml:space="preserve">حَاسُوبٌ</w:t>
             </w:r>
           </w:p>
         </w:tc>
@@ -2192,7 +2192,7 @@
                 <w:szCs w:val="30"/>
                 <w:rtl/>
               </w:rPr>
-              <w:t xml:space="preserve">مِسْطَرَةٌ</w:t>
+              <w:t xml:space="preserve">طَابِقٌ</w:t>
             </w:r>
           </w:p>
         </w:tc>
@@ -2288,7 +2288,7 @@
                 <w:szCs w:val="30"/>
                 <w:rtl/>
               </w:rPr>
-              <w:t xml:space="preserve">سَبُّورَةٌ</w:t>
+              <w:t xml:space="preserve">مُدِيرٌ</w:t>
             </w:r>
           </w:p>
         </w:tc>
@@ -2384,7 +2384,7 @@
                 <w:szCs w:val="30"/>
                 <w:rtl/>
               </w:rPr>
-              <w:t xml:space="preserve">مِقْلَمَةٌ</w:t>
+              <w:t xml:space="preserve">صَفٌّ</w:t>
             </w:r>
           </w:p>
         </w:tc>
@@ -2461,7 +2461,7 @@
           <w:sz w:val="21"/>
           <w:szCs w:val="21"/>
         </w:rPr>
-        <w:t xml:space="preserve">Havuzdaki yer bildiren sözcüklerle boşlukları tamamla.</w:t>
+        <w:t xml:space="preserve">Havuzdaki yer-yön sözcükleriyle boşlukları tamamla.</w:t>
       </w:r>
       <w:r>
         <w:rPr>
@@ -2547,7 +2547,7 @@
                 <w:szCs w:val="30"/>
                 <w:rtl/>
               </w:rPr>
-              <w:t xml:space="preserve">فِي   —   عَلَى   —   تَحْتَ   —   أَمَامَ   —   بِجَانِبِ</w:t>
+              <w:t xml:space="preserve">أَمَامَ   —   خَلْفَ   —   تَحْتَ   —   فَوْقَ   —   يَمِينَ</w:t>
             </w:r>
           </w:p>
         </w:tc>
@@ -2654,7 +2654,7 @@
                 <w:szCs w:val="28"/>
                 <w:rtl/>
               </w:rPr>
-              <w:t xml:space="preserve">اَلْكِتَابُ ……………………… الطَّاوِلَةِ.</w:t>
+              <w:t xml:space="preserve">اَلسَّاعَةُ ……………………… السَّبُّورَةِ.</w:t>
             </w:r>
           </w:p>
         </w:tc>
@@ -2726,7 +2726,7 @@
                 <w:szCs w:val="28"/>
                 <w:rtl/>
               </w:rPr>
-              <w:t xml:space="preserve">اَلْحَقِيبَةُ ……………………… الطَّاوِلَةِ.</w:t>
+              <w:t xml:space="preserve">اَلْحَاسُوبُ ……………………… الْمَقْعَدِ.</w:t>
             </w:r>
           </w:p>
         </w:tc>
@@ -2798,7 +2798,7 @@
                 <w:szCs w:val="28"/>
                 <w:rtl/>
               </w:rPr>
-              <w:t xml:space="preserve">اَلطَّالِبُ ……………………… الْفَصْلِ.</w:t>
+              <w:t xml:space="preserve">اَلْفِنَاءُ ……………………… الْمَدْرَسَةِ.</w:t>
             </w:r>
           </w:p>
         </w:tc>
@@ -2942,7 +2942,7 @@
                 <w:szCs w:val="28"/>
                 <w:rtl/>
               </w:rPr>
-              <w:t xml:space="preserve">اَلْمَكْتَبَةُ ……………………… الْإِدَارَةِ.</w:t>
+              <w:t xml:space="preserve">اَلْمَكْتَبَةُ ……………………… الْمُخْتَبَرِ.</w:t>
             </w:r>
           </w:p>
         </w:tc>
@@ -3075,7 +3075,7 @@
           <w:szCs w:val="28"/>
           <w:rtl/>
         </w:rPr>
-        <w:t xml:space="preserve">ف</w:t>
+        <w:t xml:space="preserve">فِي الْمَكْتَبَةِ</w:t>
       </w:r>
     </w:p>
     <w:p>
@@ -3107,7 +3107,7 @@
           <w:szCs w:val="28"/>
           <w:rtl/>
         </w:rPr>
-        <w:t xml:space="preserve">ف</w:t>
+        <w:t xml:space="preserve">فِي الْمَقْصِفِ</w:t>
       </w:r>
     </w:p>
     <w:p>
@@ -3139,7 +3139,7 @@
           <w:szCs w:val="28"/>
           <w:rtl/>
         </w:rPr>
-        <w:t xml:space="preserve">ف</w:t>
+        <w:t xml:space="preserve">فِي الْفِنَاءِ</w:t>
       </w:r>
     </w:p>
     <w:p>
@@ -3204,7 +3204,7 @@
           <w:szCs w:val="28"/>
           <w:rtl/>
         </w:rPr>
-        <w:t xml:space="preserve">ب</w:t>
+        <w:t xml:space="preserve">بِالْمِمْحَاةِ</w:t>
       </w:r>
     </w:p>
     <w:p>
@@ -3236,7 +3236,7 @@
           <w:szCs w:val="28"/>
           <w:rtl/>
         </w:rPr>
-        <w:t xml:space="preserve">ب</w:t>
+        <w:t xml:space="preserve">بِالْقَلَمِ</w:t>
       </w:r>
     </w:p>
     <w:p>
@@ -3268,7 +3268,7 @@
           <w:szCs w:val="28"/>
           <w:rtl/>
         </w:rPr>
-        <w:t xml:space="preserve">ب</w:t>
+        <w:t xml:space="preserve">بِالسَّاعَةِ</w:t>
       </w:r>
     </w:p>
     <w:p>
@@ -3333,7 +3333,7 @@
           <w:szCs w:val="28"/>
           <w:rtl/>
         </w:rPr>
-        <w:t xml:space="preserve">ف</w:t>
+        <w:t xml:space="preserve">فِي الْمَكْتَبَةِ</w:t>
       </w:r>
     </w:p>
     <w:p>
@@ -3365,7 +3365,7 @@
           <w:szCs w:val="28"/>
           <w:rtl/>
         </w:rPr>
-        <w:t xml:space="preserve">ف</w:t>
+        <w:t xml:space="preserve">فِي الْمُخْتَبَرِ</w:t>
       </w:r>
     </w:p>
     <w:p>
@@ -3397,7 +3397,7 @@
           <w:szCs w:val="28"/>
           <w:rtl/>
         </w:rPr>
-        <w:t xml:space="preserve">ف</w:t>
+        <w:t xml:space="preserve">فِي الْفِنَاءِ</w:t>
       </w:r>
     </w:p>
     <w:p>
@@ -3430,7 +3430,7 @@
           <w:szCs w:val="28"/>
           <w:rtl/>
         </w:rPr>
-        <w:t xml:space="preserve">مَاذَا نَأْكُلُ فِي الْمَقْصَفِ ؟</w:t>
+        <w:t xml:space="preserve">مَاذَا نَأْكُلُ فِي الْمَقْصِفِ ؟</w:t>
       </w:r>
     </w:p>
     <w:p>
@@ -3462,7 +3462,7 @@
           <w:szCs w:val="28"/>
           <w:rtl/>
         </w:rPr>
-        <w:t xml:space="preserve">ا</w:t>
+        <w:t xml:space="preserve">اَلطَّعَامَ</w:t>
       </w:r>
     </w:p>
     <w:p>
@@ -3494,7 +3494,7 @@
           <w:szCs w:val="28"/>
           <w:rtl/>
         </w:rPr>
-        <w:t xml:space="preserve">ا</w:t>
+        <w:t xml:space="preserve">اَلْخَرِيطَةَ</w:t>
       </w:r>
     </w:p>
     <w:p>
@@ -3526,7 +3526,7 @@
           <w:szCs w:val="28"/>
           <w:rtl/>
         </w:rPr>
-        <w:t xml:space="preserve">ا</w:t>
+        <w:t xml:space="preserve">اَلْحَاسُوبَ</w:t>
       </w:r>
     </w:p>
     <w:p>
@@ -3869,7 +3869,7 @@
                 <w:sz w:val="20"/>
                 <w:szCs w:val="20"/>
               </w:rPr>
-              <w:t xml:space="preserve">Kitap masanın üzerindedir.</w:t>
+              <w:t xml:space="preserve">Saat tahtanın üstündedir.</w:t>
             </w:r>
           </w:p>
         </w:tc>
@@ -4061,7 +4061,7 @@
                 <w:sz w:val="20"/>
                 <w:szCs w:val="20"/>
               </w:rPr>
-              <w:t xml:space="preserve">Sınıfımızda bir tahta var.</w:t>
+              <w:t xml:space="preserve">Sınıfımızda bir bilgisayar var.</w:t>
             </w:r>
           </w:p>
         </w:tc>
@@ -4340,7 +4340,7 @@
                 <w:szCs w:val="30"/>
                 <w:rtl/>
               </w:rPr>
-              <w:t xml:space="preserve">مَدْرَسَتِي   —   فَصْلِي   —   اَلْمَكْتَبَةُ   —   اَلْمَلْعَبُ   —   كَبِيرٌ   —   جَمِيلٌ</w:t>
+              <w:t xml:space="preserve">مَدْرَسَتِي   —   صَفِّي   —   اَلْمَكْتَبَةُ   —   اَلْفِنَاءُ   —   الطَّابِقُ   —   أَمَامَ   —   يُوجَدُ</w:t>
             </w:r>
           </w:p>
         </w:tc>
@@ -4785,7 +4785,7 @@
                 <w:sz w:val="18"/>
                 <w:szCs w:val="18"/>
               </w:rPr>
-              <w:t xml:space="preserve">1 kitap  ·  2 defter  ·  3 kalem  ·  4 silgi  ·  5 çanta  ·  6 cetvel  ·  7 tahta  ·  8 kalemlik</w:t>
+              <w:t xml:space="preserve">1 harita · 2 sıra · 3 akıllı tahta · 4 saat · 5 bilgisayar · 6 kat · 7 müdür · 8 sınıf</w:t>
             </w:r>
           </w:p>
         </w:tc>
@@ -4848,7 +4848,7 @@
                 <w:szCs w:val="25"/>
                 <w:rtl/>
               </w:rPr>
-              <w:t xml:space="preserve">اَلْكِتَابُ عَلَى الطَّاوِلَةِ.</w:t>
+              <w:t xml:space="preserve">اَلسَّاعَةُ فَوْقَ السَّبُّورَةِ.</w:t>
             </w:r>
           </w:p>
           <w:p>
@@ -4866,7 +4866,7 @@
                 <w:szCs w:val="25"/>
                 <w:rtl/>
               </w:rPr>
-              <w:t xml:space="preserve">اَلْحَقِيبَةُ تَحْتَ الطَّاوِلَةِ.</w:t>
+              <w:t xml:space="preserve">اَلْحَاسُوبُ تَحْتَ الْمَقْعَدِ.</w:t>
             </w:r>
           </w:p>
           <w:p>
@@ -4884,7 +4884,7 @@
                 <w:szCs w:val="25"/>
                 <w:rtl/>
               </w:rPr>
-              <w:t xml:space="preserve">اَلطَّالِبُ فِي الْفَصْلِ.</w:t>
+              <w:t xml:space="preserve">اَلْفِنَاءُ خَلْفَ الْمَدْرَسَةِ.</w:t>
             </w:r>
           </w:p>
           <w:p>
@@ -4920,7 +4920,7 @@
                 <w:szCs w:val="25"/>
                 <w:rtl/>
               </w:rPr>
-              <w:t xml:space="preserve">اَلْمَكْتَبَةُ بِجَانِبِ الْإِدَارَةِ.</w:t>
+              <w:t xml:space="preserve">اَلْمَكْتَبَةُ يَمِينَ الْمُخْتَبَرِ.</w:t>
             </w:r>
           </w:p>
         </w:tc>
@@ -5064,7 +5064,7 @@
                 <w:szCs w:val="25"/>
                 <w:rtl/>
               </w:rPr>
-              <w:t xml:space="preserve">اَلْكِتَابُ عَلَى الطَّاوِلَةِ.</w:t>
+              <w:t xml:space="preserve">اَلسَّاعَةُ فَوْقَ السَّبُّورَةِ.</w:t>
             </w:r>
           </w:p>
           <w:p>
@@ -5100,7 +5100,7 @@
                 <w:szCs w:val="25"/>
                 <w:rtl/>
               </w:rPr>
-              <w:t xml:space="preserve">فِي فَصْلِنَا سَبُّورَةٌ.</w:t>
+              <w:t xml:space="preserve">فِي صَفِّنَا حَاسُوبٌ.</w:t>
             </w:r>
           </w:p>
           <w:p>
@@ -5492,7 +5492,7 @@
                 <w:sz w:val="19"/>
                 <w:szCs w:val="19"/>
               </w:rPr>
-              <w:t xml:space="preserve">İsim cümlesini ve yer bildiren edatları doğru kullanır.</w:t>
+              <w:t xml:space="preserve">İsim cümlesini ve yer-yön zarflarını doğru kullanır.</w:t>
             </w:r>
           </w:p>
         </w:tc>
@@ -6512,7 +6512,7 @@
           <w:sz w:val="18"/>
           <w:szCs w:val="18"/>
         </w:rPr>
-        <w:t xml:space="preserve">•  Üçüncü görevden önce yer bildiren edatlar sınıf eşyalarıyla canlandırılabilir.</w:t>
+        <w:t xml:space="preserve">•  Üçüncü görevden önce yer-yön zarfları sınıf eşyalarıyla canlandırılabilir.</w:t>
       </w:r>
     </w:p>
     <w:p>
